--- a/Melia-Promise-and-Proof-rewritten.docx
+++ b/Melia-Promise-and-Proof-rewritten.docx
@@ -1459,7 +1459,21 @@
         <w:pStyle w:val="BodyText"/>
       </w:pPr>
       <w:r>
-        <w:t>Breaking Travel News (2026) ‘Meliá recognized in the S&amp;P Global Sustainability Yearbook 2026 for the ninth consecutive year’. Available at: https://www.breakingtravelnews.com/news/article/melia-recognized-in-the-sp-global-sustainability-yearbook-2026-for-the-nint/ (Accessed: 8 October 2026).</w:t>
+        <w:rPr/>
+        <w:t xml:space="preserve">Breaking Travel News (2026) ‘Meliá recognized in the S&amp;P Global Sustainability Yearbook 2026 for the ninth consecutive year’. Available at: </w:t>
+      </w:r>
+      <w:hyperlink r:id="rId9" w:history="1">
+        <w:r>
+          <w:rPr>
+            <w:color w:val="0563C1"/>
+            <w:u w:val="single"/>
+          </w:rPr>
+          <w:t xml:space="preserve">https://www.breakingtravelnews.com/news/article/melia-recognized-in-the-sp-global-sustainability-yearbook-2026-for-the-nint/</w:t>
+        </w:r>
+      </w:hyperlink>
+      <w:r>
+        <w:rPr/>
+        <w:t xml:space="preserve"> (Accessed: 8 October 2026).</w:t>
       </w:r>
     </w:p>
     <w:p>
@@ -1485,18 +1499,36 @@
         <w:pStyle w:val="BodyText"/>
       </w:pPr>
       <w:r>
-        <w:t>Business Traveller (2024) ‘London’s Meliá White House introduces co-working spaces’, 21 April. Available at: https://www.businesstraveller.com/business-</w:t>
-      </w:r>
-      <w:r>
-        <w:lastRenderedPageBreak/>
-        <w:t>travel/2024/04/21/londons-melia-white-house-introduces-co-working-spaces/ (Accessed: 8 October 2026).</w:t>
-      </w:r>
-    </w:p>
-    <w:p>
-      <w:pPr>
-        <w:pStyle w:val="BodyText"/>
-      </w:pPr>
-      <w:r>
+        <w:rPr/>
+        <w:t xml:space="preserve">Business Traveller (2024) ‘London’s Meliá White House introduces co-working spaces’, 21 April. Available at: </w:t>
+      </w:r>
+      <w:hyperlink r:id="rId12" w:history="1">
+        <w:r>
+          <w:rPr>
+            <w:color w:val="0563C1"/>
+            <w:u w:val="single"/>
+          </w:rPr>
+          <w:t xml:space="preserve">https://www.businesstraveller.com/business-</w:t>
+        </w:r>
+        <w:r>
+          <w:rPr>
+            <w:color w:val="0563C1"/>
+            <w:u w:val="single"/>
+          </w:rPr>
+          <w:t xml:space="preserve">travel/2024/04/21/londons-melia-white-house-introduces-co-working-spaces/</w:t>
+        </w:r>
+      </w:hyperlink>
+      <w:r>
+        <w:rPr/>
+        <w:t xml:space="preserve"> (Accessed: 8 October 2026).</w:t>
+      </w:r>
+    </w:p>
+    <w:p>
+      <w:pPr>
+        <w:pStyle w:val="BodyText"/>
+      </w:pPr>
+      <w:r>
+        <w:rPr/>
         <w:t xml:space="preserve">Camden Council (2025) </w:t>
       </w:r>
       <w:r>
@@ -1504,10 +1536,24 @@
           <w:i/>
           <w:iCs/>
         </w:rPr>
-        <w:t>White House Hotel, Albany Street: listed building consent supporting documents</w:t>
-      </w:r>
-      <w:r>
-        <w:t>. Available at: https://camdocs.camden.gov.uk/CMWebDrawer/Record/7286405/file/document (Accessed: 8 October 2026).</w:t>
+        <w:t xml:space="preserve">White House Hotel, Albany Street: listed building consent supporting documents</w:t>
+      </w:r>
+      <w:r>
+        <w:rPr/>
+        <w:t xml:space="preserve">. Available at: </w:t>
+      </w:r>
+      <w:hyperlink r:id="rId13" w:history="1">
+        <w:r>
+          <w:rPr>
+            <w:color w:val="0563C1"/>
+            <w:u w:val="single"/>
+          </w:rPr>
+          <w:t xml:space="preserve">https://camdocs.camden.gov.uk/CMWebDrawer/Record/7286405/file/document</w:t>
+        </w:r>
+      </w:hyperlink>
+      <w:r>
+        <w:rPr/>
+        <w:t xml:space="preserve"> (Accessed: 8 October 2026).</w:t>
       </w:r>
     </w:p>
     <w:p>
@@ -1659,6 +1705,7 @@
         <w:pStyle w:val="BodyText"/>
       </w:pPr>
       <w:r>
+        <w:rPr/>
         <w:t xml:space="preserve">Historic England (n.d.) </w:t>
       </w:r>
       <w:r>
@@ -1666,17 +1713,32 @@
           <w:i/>
           <w:iCs/>
         </w:rPr>
-        <w:t>National Heritage List for England: The White House, Albany Street</w:t>
-      </w:r>
-      <w:r>
-        <w:t>, list entry 1113231. Available at: https://historicengland.org.uk/listing/the-list/list-entry/1113231 (Accessed: 8 October 2026).</w:t>
-      </w:r>
-    </w:p>
-    <w:p>
-      <w:pPr>
-        <w:pStyle w:val="BodyText"/>
-      </w:pPr>
-      <w:r>
+        <w:t xml:space="preserve">National Heritage List for England: The White House, Albany Street</w:t>
+      </w:r>
+      <w:r>
+        <w:rPr/>
+        <w:t xml:space="preserve">, list entry 1113231. Available at: </w:t>
+      </w:r>
+      <w:hyperlink r:id="rId14" w:history="1">
+        <w:r>
+          <w:rPr>
+            <w:color w:val="0563C1"/>
+            <w:u w:val="single"/>
+          </w:rPr>
+          <w:t xml:space="preserve">https://historicengland.org.uk/listing/the-list/list-entry/1113231</w:t>
+        </w:r>
+      </w:hyperlink>
+      <w:r>
+        <w:rPr/>
+        <w:t xml:space="preserve"> (Accessed: 8 October 2026).</w:t>
+      </w:r>
+    </w:p>
+    <w:p>
+      <w:pPr>
+        <w:pStyle w:val="BodyText"/>
+      </w:pPr>
+      <w:r>
+        <w:rPr/>
         <w:t xml:space="preserve">Hospitality Net (2023) </w:t>
       </w:r>
       <w:r>
@@ -1684,18 +1746,46 @@
           <w:i/>
           <w:iCs/>
         </w:rPr>
-        <w:t>Meliá White House</w:t>
-      </w:r>
-      <w:r>
-        <w:t xml:space="preserve"> [press release]. Available at: https://www.hospitalitynet.org/announcement/41009454.html (Accessed: 8 October 2026).</w:t>
-      </w:r>
-    </w:p>
-    <w:p>
-      <w:pPr>
-        <w:pStyle w:val="BodyText"/>
-      </w:pPr>
-      <w:r>
-        <w:t>Journal des Palaces (2026) ‘Luxury focus drives Meliá into the world’s top 10 strongest hotel brands’, 3 August. Available at: https://www.journaldespalaces.com/en/pressrelease-79079-Luxury-focus-drives-Meliy-into-the-World-s-Top-10-Strongest-Hotel-Brands.html (Accessed: 8 October 2026).</w:t>
+        <w:t xml:space="preserve">Meliá White House</w:t>
+      </w:r>
+      <w:r>
+        <w:rPr/>
+        <w:t xml:space="preserve"> [press release]. Available at: </w:t>
+      </w:r>
+      <w:hyperlink r:id="rId18" w:history="1">
+        <w:r>
+          <w:rPr>
+            <w:color w:val="0563C1"/>
+            <w:u w:val="single"/>
+          </w:rPr>
+          <w:t xml:space="preserve">https://www.hospitalitynet.org/announcement/41009454.html</w:t>
+        </w:r>
+      </w:hyperlink>
+      <w:r>
+        <w:rPr/>
+        <w:t xml:space="preserve"> (Accessed: 8 October 2026).</w:t>
+      </w:r>
+    </w:p>
+    <w:p>
+      <w:pPr>
+        <w:pStyle w:val="BodyText"/>
+      </w:pPr>
+      <w:r>
+        <w:rPr/>
+        <w:t xml:space="preserve">Journal des Palaces (2026) ‘Luxury focus drives Meliá into the world’s top 10 strongest hotel brands’, 3 August. Available at: </w:t>
+      </w:r>
+      <w:hyperlink r:id="rId19" w:history="1">
+        <w:r>
+          <w:rPr>
+            <w:color w:val="0563C1"/>
+            <w:u w:val="single"/>
+          </w:rPr>
+          <w:t xml:space="preserve">https://www.journaldespalaces.com/en/pressrelease-79079-Luxury-focus-drives-Meliy-into-the-World-s-Top-10-Strongest-Hotel-Brands.html</w:t>
+        </w:r>
+      </w:hyperlink>
+      <w:r>
+        <w:rPr/>
+        <w:t xml:space="preserve"> (Accessed: 8 October 2026).</w:t>
       </w:r>
     </w:p>
     <w:p>
